--- a/Entrega_2_Cancha_Central.docx
+++ b/Entrega_2_Cancha_Central.docx
@@ -593,6 +593,14 @@
       </w:pPr>
       <w:r>
         <w:t>Las siguientes pantallas corresponden a la propuesta visual utilizada como guía durante el desarrollo. La implementación funcional conserva la navegación, las tarjetas de noticias, los llamados a la acción y la identidad visual planteada en Figma.</w:t>
+      </w:r>
+    </w:p>
+    <w:p>
+      <w:pPr>
+        <w:spacing w:line="480" w:lineRule="auto" w:before="80" w:after="0"/>
+      </w:pPr>
+      <w:r>
+        <w:t>Diseño de Figma: https://www.figma.com/design/t0vgghM0RM6XpV8sWRljBA/Cancha-Central-%E2%80%94-Mockups?node-id=0-1</w:t>
       </w:r>
     </w:p>
     <w:p>

--- a/Entrega_2_Cancha_Central.docx
+++ b/Entrega_2_Cancha_Central.docx
@@ -264,7 +264,7 @@
         <w:ind w:firstLine="720"/>
       </w:pPr>
       <w:r>
-        <w:t>El prototipo mantiene la identidad visual definida en la primera entrega: azul marino para la navegación y la información editorial, verde para acciones principales, amarillo como color de énfasis y marfil como fondo. El diseño responde a pantallas de computador y dispositivos móviles mediante media queries en CSS.</w:t>
+        <w:t>El prototipo mantiene la identidad visual definida en la primera entrega: azul marino para la navegación y la información editorial, verde para acciones principales, amarillo como color de énfasis y marfil como fondo. El diseño responde a pantallas de computador y dispositivos móviles mediante media queries en CSS. Las tarjetas emplean fotografías deportivas almacenadas localmente en la carpeta assets, por lo que la presentación visual no depende de una conexión a internet.</w:t>
       </w:r>
     </w:p>
     <w:p>
@@ -569,7 +569,7 @@
         <w:br/>
         <w:t>├── data/noticias.json</w:t>
         <w:br/>
-        <w:t>└── assets/noticia-*.svg</w:t>
+        <w:t>└── assets/futbol-*.jpg</w:t>
       </w:r>
     </w:p>
     <w:p>

--- a/Entrega_2_Cancha_Central.docx
+++ b/Entrega_2_Cancha_Central.docx
@@ -133,7 +133,15 @@
         <w:spacing w:line="480" w:lineRule="auto" w:before="120" w:after="0"/>
       </w:pPr>
       <w:r>
-        <w:t>Repositorio, conclusiones y referencias ......................... 11</w:t>
+        <w:t>Anexo de código fuente .............................................. 11</w:t>
+      </w:r>
+    </w:p>
+    <w:p>
+      <w:pPr>
+        <w:spacing w:line="480" w:lineRule="auto" w:before="120" w:after="0"/>
+      </w:pPr>
+      <w:r>
+        <w:t>Repositorio, conclusiones y referencias ......................... 14</w:t>
       </w:r>
     </w:p>
     <w:p>
@@ -1267,6 +1275,363 @@
         <w:spacing w:line="480" w:lineRule="auto" w:before="0" w:after="0"/>
       </w:pPr>
       <w:r>
+        <w:t>Anexo de código fuente</w:t>
+      </w:r>
+    </w:p>
+    <w:p>
+      <w:pPr>
+        <w:spacing w:line="480" w:lineRule="auto" w:before="0" w:after="0"/>
+      </w:pPr>
+      <w:r>
+        <w:t>Los siguientes extractos amplían la evidencia del desarrollo. Se presentan por responsabilidad para mostrar la organización entre estructura HTML, estilos CSS, datos JSON y lógica JavaScript.</w:t>
+      </w:r>
+    </w:p>
+    <w:p>
+      <w:pPr>
+        <w:pStyle w:val="Heading2"/>
+        <w:spacing w:line="480" w:lineRule="auto" w:before="200" w:after="0"/>
+      </w:pPr>
+      <w:r>
+        <w:t>Estructura de la página de inicio index.html</w:t>
+      </w:r>
+    </w:p>
+    <w:p>
+      <w:pPr>
+        <w:spacing w:after="140" w:line="240" w:lineRule="auto"/>
+        <w:ind w:left="432" w:right="360"/>
+        <w:shd w:fill="F2F4F5"/>
+      </w:pPr>
+      <w:r>
+        <w:rPr>
+          <w:rFonts w:ascii="Courier New" w:hAnsi="Courier New"/>
+          <w:color w:val="232D37"/>
+          <w:sz w:val="16"/>
+        </w:rPr>
+        <w:t>&lt;body data-page="home"&gt;</w:t>
+        <w:br/>
+        <w:t xml:space="preserve">  &lt;header class="site-header"&gt;&lt;/header&gt;</w:t>
+        <w:br/>
+        <w:t xml:space="preserve">  &lt;main id="contenido"&gt;</w:t>
+        <w:br/>
+        <w:t xml:space="preserve">    &lt;section class="hero"&gt; ... &lt;/section&gt;</w:t>
+        <w:br/>
+        <w:t xml:space="preserve">    &lt;div id="featured-news" class="cards cards--three"&gt;&lt;/div&gt;</w:t>
+        <w:br/>
+        <w:t xml:space="preserve">  &lt;/main&gt;</w:t>
+        <w:br/>
+        <w:t xml:space="preserve">  &lt;script src="js/app.js"&gt;&lt;/script&gt;</w:t>
+        <w:br/>
+        <w:t>&lt;/body&gt;</w:t>
+      </w:r>
+    </w:p>
+    <w:p>
+      <w:pPr>
+        <w:spacing w:line="480" w:lineRule="auto" w:before="0" w:after="0"/>
+      </w:pPr>
+      <w:r>
+        <w:t>El atributo data-page identifica la vista actual. JavaScript inserta el encabezado y el pie de página compartidos, lo que evita repetir el mismo código en cada archivo HTML.</w:t>
+      </w:r>
+    </w:p>
+    <w:p>
+      <w:pPr>
+        <w:pStyle w:val="Heading2"/>
+        <w:spacing w:line="480" w:lineRule="auto" w:before="200" w:after="0"/>
+      </w:pPr>
+      <w:r>
+        <w:t>Datos de noticias data/noticias.json</w:t>
+      </w:r>
+    </w:p>
+    <w:p>
+      <w:pPr>
+        <w:spacing w:after="140" w:line="240" w:lineRule="auto"/>
+        <w:ind w:left="432" w:right="360"/>
+        <w:shd w:fill="F2F4F5"/>
+      </w:pPr>
+      <w:r>
+        <w:rPr>
+          <w:rFonts w:ascii="Courier New" w:hAnsi="Courier New"/>
+          <w:color w:val="232D37"/>
+          <w:sz w:val="16"/>
+        </w:rPr>
+        <w:t>{</w:t>
+        <w:br/>
+        <w:t xml:space="preserve">  "id": 1,</w:t>
+        <w:br/>
+        <w:t xml:space="preserve">  "title": "La táctica que cambió la Liga BetPlay",</w:t>
+        <w:br/>
+        <w:t xml:space="preserve">  "category": "Fútbol colombiano",</w:t>
+        <w:br/>
+        <w:t xml:space="preserve">  "image": "assets/futbol-balón.jpg",</w:t>
+        <w:br/>
+        <w:t xml:space="preserve">  "description": "Análisis de la jornada..."</w:t>
+        <w:br/>
+        <w:t>}</w:t>
+      </w:r>
+    </w:p>
+    <w:p>
+      <w:r>
+        <w:br w:type="page"/>
+      </w:r>
+    </w:p>
+    <w:p>
+      <w:pPr>
+        <w:pStyle w:val="Heading1"/>
+        <w:spacing w:line="480" w:lineRule="auto" w:before="0" w:after="0"/>
+      </w:pPr>
+      <w:r>
+        <w:t>Anexo de código fuente</w:t>
+      </w:r>
+    </w:p>
+    <w:p>
+      <w:pPr>
+        <w:pStyle w:val="Heading2"/>
+        <w:spacing w:line="480" w:lineRule="auto" w:before="200" w:after="0"/>
+      </w:pPr>
+      <w:r>
+        <w:t>Estilos de tarjetas css/styles.css</w:t>
+      </w:r>
+    </w:p>
+    <w:p>
+      <w:pPr>
+        <w:spacing w:after="140" w:line="240" w:lineRule="auto"/>
+        <w:ind w:left="432" w:right="360"/>
+        <w:shd w:fill="F2F4F5"/>
+      </w:pPr>
+      <w:r>
+        <w:rPr>
+          <w:rFonts w:ascii="Courier New" w:hAnsi="Courier New"/>
+          <w:color w:val="232D37"/>
+          <w:sz w:val="16"/>
+        </w:rPr>
+        <w:t>.cards {</w:t>
+        <w:br/>
+        <w:t xml:space="preserve">  display: grid;</w:t>
+        <w:br/>
+        <w:t xml:space="preserve">  gap: 1.4rem;</w:t>
+        <w:br/>
+        <w:t>}</w:t>
+        <w:br/>
+        <w:t>.cards--three { grid-template-columns: repeat(3, 1fr); }</w:t>
+        <w:br/>
+        <w:t>.card {</w:t>
+        <w:br/>
+        <w:t xml:space="preserve">  background: #fff;</w:t>
+        <w:br/>
+        <w:t xml:space="preserve">  border: 1px solid var(--line);</w:t>
+        <w:br/>
+        <w:t xml:space="preserve">  border-radius: 15px;</w:t>
+        <w:br/>
+        <w:t xml:space="preserve">  overflow: hidden;</w:t>
+        <w:br/>
+        <w:t xml:space="preserve">  display: flex;</w:t>
+        <w:br/>
+        <w:t xml:space="preserve">  flex-direction: column;</w:t>
+        <w:br/>
+        <w:t>}</w:t>
+        <w:br/>
+        <w:t>.card img {</w:t>
+        <w:br/>
+        <w:t xml:space="preserve">  width: 100%; height: 170px;</w:t>
+        <w:br/>
+        <w:t xml:space="preserve">  object-fit: cover; object-position: center top;</w:t>
+        <w:br/>
+        <w:t>}</w:t>
+      </w:r>
+    </w:p>
+    <w:p>
+      <w:pPr>
+        <w:spacing w:line="480" w:lineRule="auto" w:before="0" w:after="0"/>
+      </w:pPr>
+      <w:r>
+        <w:t>La cuadrícula organiza las tarjetas en tres columnas en escritorio. Las reglas responsive cambian el número de columnas en pantallas pequeñas para conservar la legibilidad.</w:t>
+      </w:r>
+    </w:p>
+    <w:p>
+      <w:pPr>
+        <w:pStyle w:val="Heading2"/>
+        <w:spacing w:line="480" w:lineRule="auto" w:before="200" w:after="0"/>
+      </w:pPr>
+      <w:r>
+        <w:t>Carga de datos y generación de tarjetas js/app.js</w:t>
+      </w:r>
+    </w:p>
+    <w:p>
+      <w:pPr>
+        <w:spacing w:after="140" w:line="240" w:lineRule="auto"/>
+        <w:ind w:left="432" w:right="360"/>
+        <w:shd w:fill="F2F4F5"/>
+      </w:pPr>
+      <w:r>
+        <w:rPr>
+          <w:rFonts w:ascii="Courier New" w:hAnsi="Courier New"/>
+          <w:color w:val="232D37"/>
+          <w:sz w:val="16"/>
+        </w:rPr>
+        <w:t>async function init() {</w:t>
+        <w:br/>
+        <w:t xml:space="preserve">  renderLayout();</w:t>
+        <w:br/>
+        <w:t xml:space="preserve">  try {</w:t>
+        <w:br/>
+        <w:t xml:space="preserve">    baseNews = await fetch("data/noticias.json")</w:t>
+        <w:br/>
+        <w:t xml:space="preserve">      .then(response =&gt; response.json());</w:t>
+        <w:br/>
+        <w:t xml:space="preserve">  } catch {</w:t>
+        <w:br/>
+        <w:t xml:space="preserve">    // Se informa al usuario si el JSON no está disponible.</w:t>
+        <w:br/>
+        <w:t xml:space="preserve">    return;</w:t>
+        <w:br/>
+        <w:t xml:space="preserve">  }</w:t>
+        <w:br/>
+        <w:t xml:space="preserve">  const page = document.body.dataset.page;</w:t>
+        <w:br/>
+        <w:t xml:space="preserve">  const initPage = { home: initHome, news: initNews,</w:t>
+        <w:br/>
+        <w:t xml:space="preserve">    detail: initDetail, favorites: initFavorites,</w:t>
+        <w:br/>
+        <w:t xml:space="preserve">    contact: initContact, admin: initAdmin }[page];</w:t>
+        <w:br/>
+        <w:t xml:space="preserve">  if (initPage) initPage();</w:t>
+        <w:br/>
+        <w:t>}</w:t>
+        <w:br/>
+        <w:br/>
+        <w:t>function newsCard(item) {</w:t>
+        <w:br/>
+        <w:t xml:space="preserve">  return `&lt;article class="card"&gt; ... ${item.title} ... &lt;/article&gt;`;</w:t>
+        <w:br/>
+        <w:t>}</w:t>
+      </w:r>
+    </w:p>
+    <w:p>
+      <w:r>
+        <w:br w:type="page"/>
+      </w:r>
+    </w:p>
+    <w:p>
+      <w:pPr>
+        <w:pStyle w:val="Heading1"/>
+        <w:spacing w:line="480" w:lineRule="auto" w:before="0" w:after="0"/>
+      </w:pPr>
+      <w:r>
+        <w:t>Anexo de código fuente</w:t>
+      </w:r>
+    </w:p>
+    <w:p>
+      <w:pPr>
+        <w:pStyle w:val="Heading2"/>
+        <w:spacing w:line="480" w:lineRule="auto" w:before="200" w:after="0"/>
+      </w:pPr>
+      <w:r>
+        <w:t>Favoritos y almacenamiento local js/app.js</w:t>
+      </w:r>
+    </w:p>
+    <w:p>
+      <w:pPr>
+        <w:spacing w:after="140" w:line="240" w:lineRule="auto"/>
+        <w:ind w:left="432" w:right="360"/>
+        <w:shd w:fill="F2F4F5"/>
+      </w:pPr>
+      <w:r>
+        <w:rPr>
+          <w:rFonts w:ascii="Courier New" w:hAnsi="Courier New"/>
+          <w:color w:val="232D37"/>
+          <w:sz w:val="16"/>
+        </w:rPr>
+        <w:t>function favorites() {</w:t>
+        <w:br/>
+        <w:t xml:space="preserve">  return getLocal(KEYS.favorites, []);</w:t>
+        <w:br/>
+        <w:t>}</w:t>
+        <w:br/>
+        <w:br/>
+        <w:t>function toggleFavorite(id) {</w:t>
+        <w:br/>
+        <w:t xml:space="preserve">  const items = favorites();</w:t>
+        <w:br/>
+        <w:t xml:space="preserve">  const updated = items.includes(id)</w:t>
+        <w:br/>
+        <w:t xml:space="preserve">    ? items.filter(item =&gt; item !== id)</w:t>
+        <w:br/>
+        <w:t xml:space="preserve">    : [...items, id];</w:t>
+        <w:br/>
+        <w:t xml:space="preserve">  setLocal(KEYS.favorites, updated);</w:t>
+        <w:br/>
+        <w:t>}</w:t>
+      </w:r>
+    </w:p>
+    <w:p>
+      <w:pPr>
+        <w:spacing w:line="480" w:lineRule="auto" w:before="0" w:after="0"/>
+      </w:pPr>
+      <w:r>
+        <w:t>La función alterna el identificador de una noticia en localStorage. De esta manera, los favoritos se conservan cuando el usuario cambia de página o vuelve a abrir el sitio.</w:t>
+      </w:r>
+    </w:p>
+    <w:p>
+      <w:pPr>
+        <w:pStyle w:val="Heading2"/>
+        <w:spacing w:line="480" w:lineRule="auto" w:before="200" w:after="0"/>
+      </w:pPr>
+      <w:r>
+        <w:t>Validación del formulario y creación de noticias</w:t>
+      </w:r>
+    </w:p>
+    <w:p>
+      <w:pPr>
+        <w:spacing w:after="140" w:line="240" w:lineRule="auto"/>
+        <w:ind w:left="432" w:right="360"/>
+        <w:shd w:fill="F2F4F5"/>
+      </w:pPr>
+      <w:r>
+        <w:rPr>
+          <w:rFonts w:ascii="Courier New" w:hAnsi="Courier New"/>
+          <w:color w:val="232D37"/>
+          <w:sz w:val="16"/>
+        </w:rPr>
+        <w:t>form.addEventListener("submit", event =&gt; {</w:t>
+        <w:br/>
+        <w:t xml:space="preserve">  event.preventDefault();</w:t>
+        <w:br/>
+        <w:t xml:space="preserve">  const invalidEmail = !form.elements.email.validity.valid;</w:t>
+        <w:br/>
+        <w:t xml:space="preserve">  const shortMessage = form.elements.message.value.trim().length &lt; 10;</w:t>
+        <w:br/>
+        <w:t xml:space="preserve">  if (invalidEmail || shortMessage) return;</w:t>
+        <w:br/>
+        <w:t xml:space="preserve">  form.reset();</w:t>
+        <w:br/>
+        <w:t xml:space="preserve">  success.hidden = false;</w:t>
+        <w:br/>
+        <w:t>});</w:t>
+        <w:br/>
+        <w:br/>
+        <w:t>// El panel Administración crea una noticia y la guarda en localStorage.</w:t>
+        <w:br/>
+        <w:t>setLocal(KEYS.news, [item, ...getLocal(KEYS.news, [])]);</w:t>
+      </w:r>
+    </w:p>
+    <w:p>
+      <w:pPr>
+        <w:spacing w:line="480" w:lineRule="auto" w:before="0" w:after="0"/>
+      </w:pPr>
+      <w:r>
+        <w:t>Estos bloques corresponden al código fuente completo incluido en el repositorio. Los comentarios explican las decisiones de carga, persistencia, validación y creación de noticias.</w:t>
+      </w:r>
+    </w:p>
+    <w:p>
+      <w:r>
+        <w:br w:type="page"/>
+      </w:r>
+    </w:p>
+    <w:p>
+      <w:pPr>
+        <w:pStyle w:val="Heading1"/>
+        <w:spacing w:line="480" w:lineRule="auto" w:before="0" w:after="0"/>
+      </w:pPr>
+      <w:r>
         <w:t>Repositorio del proyecto</w:t>
       </w:r>
     </w:p>

--- a/Entrega_2_Cancha_Central.docx
+++ b/Entrega_2_Cancha_Central.docx
@@ -1641,7 +1641,7 @@
         <w:ind w:firstLine="720"/>
       </w:pPr>
       <w:r>
-        <w:t>El código fuente se encuentra organizado en un repositorio Git local llamado cancha-central. La URL del repositorio público se agregará después de su publicación en la cuenta de GitHub del estudiante. El proyecto incluye un archivo README con instrucciones de ejecución mediante un servidor local.</w:t>
+        <w:t>El código fuente se encuentra publicado en el repositorio público de GitHub Cancha Central. URL del repositorio: https://github.com/SantiRCruz/cancha-central. El proyecto incluye un archivo README con instrucciones de ejecución mediante un servidor local.</w:t>
       </w:r>
     </w:p>
     <w:p>

--- a/Entrega_2_Cancha_Central.docx
+++ b/Entrega_2_Cancha_Central.docx
@@ -117,7 +117,7 @@
         <w:spacing w:line="480" w:lineRule="auto" w:before="120" w:after="0"/>
       </w:pPr>
       <w:r>
-        <w:t>Funcionalidades implementadas ..................................... 9</w:t>
+        <w:t>Correspondencia entre mockups y desarrollo .................... 9</w:t>
       </w:r>
     </w:p>
     <w:p>
@@ -125,7 +125,7 @@
         <w:spacing w:line="480" w:lineRule="auto" w:before="120" w:after="0"/>
       </w:pPr>
       <w:r>
-        <w:t>Fragmentos de código fuente ........................................ 10</w:t>
+        <w:t>Funcionalidades implementadas ................................... 10</w:t>
       </w:r>
     </w:p>
     <w:p>
@@ -133,7 +133,7 @@
         <w:spacing w:line="480" w:lineRule="auto" w:before="120" w:after="0"/>
       </w:pPr>
       <w:r>
-        <w:t>Anexo de código fuente .............................................. 11</w:t>
+        <w:t>Pruebas funcionales .................................................. 11</w:t>
       </w:r>
     </w:p>
     <w:p>
@@ -141,7 +141,23 @@
         <w:spacing w:line="480" w:lineRule="auto" w:before="120" w:after="0"/>
       </w:pPr>
       <w:r>
-        <w:t>Repositorio, conclusiones y referencias ......................... 14</w:t>
+        <w:t>Fragmentos de código fuente ...................................... 12</w:t>
+      </w:r>
+    </w:p>
+    <w:p>
+      <w:pPr>
+        <w:spacing w:line="480" w:lineRule="auto" w:before="120" w:after="0"/>
+      </w:pPr>
+      <w:r>
+        <w:t>Anexo de código fuente ............................................ 13</w:t>
+      </w:r>
+    </w:p>
+    <w:p>
+      <w:pPr>
+        <w:spacing w:line="480" w:lineRule="auto" w:before="120" w:after="0"/>
+      </w:pPr>
+      <w:r>
+        <w:t>Repositorio, conclusiones y referencias ....................... 16</w:t>
       </w:r>
     </w:p>
     <w:p>
@@ -842,6 +858,247 @@
         <w:spacing w:line="480" w:lineRule="auto" w:before="0" w:after="0"/>
       </w:pPr>
       <w:r>
+        <w:t>Correspondencia entre mockups y desarrollo</w:t>
+      </w:r>
+    </w:p>
+    <w:p>
+      <w:pPr>
+        <w:spacing w:line="480" w:lineRule="auto" w:before="0" w:after="0"/>
+      </w:pPr>
+      <w:r>
+        <w:t>La nota de entrega solicita conservar la relación entre la maquetación y el prototipo funcional. La siguiente matriz evidencia cómo se trasladaron al desarrollo los elementos centrales definidos en Figma.</w:t>
+      </w:r>
+    </w:p>
+    <w:tbl>
+      <w:tblPr>
+        <w:tblStyle w:val="TableGrid"/>
+        <w:tblW w:type="auto" w:w="0"/>
+        <w:tblLook w:firstColumn="1" w:firstRow="1" w:lastColumn="0" w:lastRow="0" w:noHBand="0" w:noVBand="1" w:val="04A0"/>
+      </w:tblPr>
+      <w:tblGrid>
+        <w:gridCol w:w="4680"/>
+        <w:gridCol w:w="4680"/>
+      </w:tblGrid>
+      <w:tr>
+        <w:tc>
+          <w:tcPr>
+            <w:tcW w:type="dxa" w:w="4680"/>
+            <w:vAlign w:val="center"/>
+          </w:tcPr>
+          <w:p>
+            <w:pPr>
+              <w:spacing w:line="264" w:lineRule="auto"/>
+            </w:pPr>
+            <w:r>
+              <w:rPr>
+                <w:rFonts w:ascii="Times New Roman" w:hAnsi="Times New Roman"/>
+                <w:b/>
+                <w:sz w:val="20"/>
+              </w:rPr>
+              <w:t>Elemento</w:t>
+            </w:r>
+          </w:p>
+        </w:tc>
+        <w:tc>
+          <w:tcPr>
+            <w:tcW w:type="dxa" w:w="4680"/>
+            <w:vAlign w:val="center"/>
+          </w:tcPr>
+          <w:p>
+            <w:pPr>
+              <w:spacing w:line="264" w:lineRule="auto"/>
+            </w:pPr>
+            <w:r>
+              <w:rPr>
+                <w:rFonts w:ascii="Times New Roman" w:hAnsi="Times New Roman"/>
+                <w:b/>
+                <w:sz w:val="20"/>
+              </w:rPr>
+              <w:t>Descripción</w:t>
+            </w:r>
+          </w:p>
+        </w:tc>
+      </w:tr>
+      <w:tr>
+        <w:tc>
+          <w:tcPr>
+            <w:tcW w:type="dxa" w:w="4680"/>
+            <w:vAlign w:val="center"/>
+          </w:tcPr>
+          <w:p>
+            <w:pPr>
+              <w:spacing w:line="264" w:lineRule="auto"/>
+            </w:pPr>
+            <w:r>
+              <w:rPr>
+                <w:rFonts w:ascii="Times New Roman" w:hAnsi="Times New Roman"/>
+                <w:b w:val="0"/>
+                <w:sz w:val="20"/>
+              </w:rPr>
+              <w:t>Home</w:t>
+            </w:r>
+          </w:p>
+        </w:tc>
+        <w:tc>
+          <w:tcPr>
+            <w:tcW w:type="dxa" w:w="4680"/>
+            <w:vAlign w:val="center"/>
+          </w:tcPr>
+          <w:p>
+            <w:pPr>
+              <w:spacing w:line="264" w:lineRule="auto"/>
+            </w:pPr>
+            <w:r>
+              <w:rPr>
+                <w:rFonts w:ascii="Times New Roman" w:hAnsi="Times New Roman"/>
+                <w:b w:val="0"/>
+                <w:sz w:val="20"/>
+              </w:rPr>
+              <w:t>Se conservan el encabezado, sección de bienvenida, llamadas a la acción, noticias destacadas y pie de página.</w:t>
+            </w:r>
+          </w:p>
+        </w:tc>
+      </w:tr>
+      <w:tr>
+        <w:tc>
+          <w:tcPr>
+            <w:tcW w:type="dxa" w:w="4680"/>
+            <w:vAlign w:val="center"/>
+          </w:tcPr>
+          <w:p>
+            <w:pPr>
+              <w:spacing w:line="264" w:lineRule="auto"/>
+            </w:pPr>
+            <w:r>
+              <w:rPr>
+                <w:rFonts w:ascii="Times New Roman" w:hAnsi="Times New Roman"/>
+                <w:b w:val="0"/>
+                <w:sz w:val="20"/>
+              </w:rPr>
+              <w:t>Listado</w:t>
+            </w:r>
+          </w:p>
+        </w:tc>
+        <w:tc>
+          <w:tcPr>
+            <w:tcW w:type="dxa" w:w="4680"/>
+            <w:vAlign w:val="center"/>
+          </w:tcPr>
+          <w:p>
+            <w:pPr>
+              <w:spacing w:line="264" w:lineRule="auto"/>
+            </w:pPr>
+            <w:r>
+              <w:rPr>
+                <w:rFonts w:ascii="Times New Roman" w:hAnsi="Times New Roman"/>
+                <w:b w:val="0"/>
+                <w:sz w:val="20"/>
+              </w:rPr>
+              <w:t>El catálogo mantiene tarjetas con imagen, categoría, título, descripción breve y enlace. Se añadieron búsqueda y filtros.</w:t>
+            </w:r>
+          </w:p>
+        </w:tc>
+      </w:tr>
+      <w:tr>
+        <w:tc>
+          <w:tcPr>
+            <w:tcW w:type="dxa" w:w="4680"/>
+            <w:vAlign w:val="center"/>
+          </w:tcPr>
+          <w:p>
+            <w:pPr>
+              <w:spacing w:line="264" w:lineRule="auto"/>
+            </w:pPr>
+            <w:r>
+              <w:rPr>
+                <w:rFonts w:ascii="Times New Roman" w:hAnsi="Times New Roman"/>
+                <w:b w:val="0"/>
+                <w:sz w:val="20"/>
+              </w:rPr>
+              <w:t>Detalle</w:t>
+            </w:r>
+          </w:p>
+        </w:tc>
+        <w:tc>
+          <w:tcPr>
+            <w:tcW w:type="dxa" w:w="4680"/>
+            <w:vAlign w:val="center"/>
+          </w:tcPr>
+          <w:p>
+            <w:pPr>
+              <w:spacing w:line="264" w:lineRule="auto"/>
+            </w:pPr>
+            <w:r>
+              <w:rPr>
+                <w:rFonts w:ascii="Times New Roman" w:hAnsi="Times New Roman"/>
+                <w:b w:val="0"/>
+                <w:sz w:val="20"/>
+              </w:rPr>
+              <w:t>La vista conserva la jerarquía de título, imagen, información editorial y acción para agregar a favoritos.</w:t>
+            </w:r>
+          </w:p>
+        </w:tc>
+      </w:tr>
+      <w:tr>
+        <w:tc>
+          <w:tcPr>
+            <w:tcW w:type="dxa" w:w="4680"/>
+            <w:vAlign w:val="center"/>
+          </w:tcPr>
+          <w:p>
+            <w:pPr>
+              <w:spacing w:line="264" w:lineRule="auto"/>
+            </w:pPr>
+            <w:r>
+              <w:rPr>
+                <w:rFonts w:ascii="Times New Roman" w:hAnsi="Times New Roman"/>
+                <w:b w:val="0"/>
+                <w:sz w:val="20"/>
+              </w:rPr>
+              <w:t>Contacto</w:t>
+            </w:r>
+          </w:p>
+        </w:tc>
+        <w:tc>
+          <w:tcPr>
+            <w:tcW w:type="dxa" w:w="4680"/>
+            <w:vAlign w:val="center"/>
+          </w:tcPr>
+          <w:p>
+            <w:pPr>
+              <w:spacing w:line="264" w:lineRule="auto"/>
+            </w:pPr>
+            <w:r>
+              <w:rPr>
+                <w:rFonts w:ascii="Times New Roman" w:hAnsi="Times New Roman"/>
+                <w:b w:val="0"/>
+                <w:sz w:val="20"/>
+              </w:rPr>
+              <w:t>Se conserva la composición de información editorial y formulario; se implementaron validaciones y confirmación de envío.</w:t>
+            </w:r>
+          </w:p>
+        </w:tc>
+      </w:tr>
+    </w:tbl>
+    <w:p>
+      <w:pPr>
+        <w:spacing w:line="480" w:lineRule="auto" w:before="200" w:after="0"/>
+      </w:pPr>
+      <w:r>
+        <w:t>Las pantallas de Favoritos y Administración amplían la propuesta inicial para cubrir la interacción persistente y el mini CRUD solicitados en la Entrega 2.</w:t>
+      </w:r>
+    </w:p>
+    <w:p>
+      <w:r>
+        <w:br w:type="page"/>
+      </w:r>
+    </w:p>
+    <w:p>
+      <w:pPr>
+        <w:pStyle w:val="Heading1"/>
+        <w:spacing w:line="480" w:lineRule="auto" w:before="0" w:after="0"/>
+      </w:pPr>
+      <w:r>
         <w:t>Funcionalidades implementadas</w:t>
       </w:r>
     </w:p>
@@ -1143,6 +1400,327 @@
       </w:pPr>
       <w:r>
         <w:t>La interfaz incluye un menú de seis páginas, un pie de página uniforme y adaptación responsive. La estructura se diseñó para que el código pueda evolucionar a componentes de Angular en la siguiente entrega.</w:t>
+      </w:r>
+    </w:p>
+    <w:p>
+      <w:r>
+        <w:br w:type="page"/>
+      </w:r>
+    </w:p>
+    <w:p>
+      <w:pPr>
+        <w:pStyle w:val="Heading1"/>
+        <w:spacing w:line="480" w:lineRule="auto" w:before="0" w:after="0"/>
+      </w:pPr>
+      <w:r>
+        <w:t>Pruebas funcionales</w:t>
+      </w:r>
+    </w:p>
+    <w:p>
+      <w:pPr>
+        <w:spacing w:line="480" w:lineRule="auto" w:before="0" w:after="0"/>
+      </w:pPr>
+      <w:r>
+        <w:t>Se realizaron pruebas manuales en navegador usando el flujo principal de cada pantalla. Los resultados permiten comprobar el comportamiento solicitado sin requerir un servidor de base de datos.</w:t>
+      </w:r>
+    </w:p>
+    <w:tbl>
+      <w:tblPr>
+        <w:tblStyle w:val="TableGrid"/>
+        <w:tblW w:type="auto" w:w="0"/>
+        <w:tblLook w:firstColumn="1" w:firstRow="1" w:lastColumn="0" w:lastRow="0" w:noHBand="0" w:noVBand="1" w:val="04A0"/>
+      </w:tblPr>
+      <w:tblGrid>
+        <w:gridCol w:w="4680"/>
+        <w:gridCol w:w="4680"/>
+      </w:tblGrid>
+      <w:tr>
+        <w:tc>
+          <w:tcPr>
+            <w:tcW w:type="dxa" w:w="4680"/>
+            <w:vAlign w:val="center"/>
+          </w:tcPr>
+          <w:p>
+            <w:pPr>
+              <w:spacing w:line="264" w:lineRule="auto"/>
+            </w:pPr>
+            <w:r>
+              <w:rPr>
+                <w:rFonts w:ascii="Times New Roman" w:hAnsi="Times New Roman"/>
+                <w:b/>
+                <w:sz w:val="20"/>
+              </w:rPr>
+              <w:t>Elemento</w:t>
+            </w:r>
+          </w:p>
+        </w:tc>
+        <w:tc>
+          <w:tcPr>
+            <w:tcW w:type="dxa" w:w="4680"/>
+            <w:vAlign w:val="center"/>
+          </w:tcPr>
+          <w:p>
+            <w:pPr>
+              <w:spacing w:line="264" w:lineRule="auto"/>
+            </w:pPr>
+            <w:r>
+              <w:rPr>
+                <w:rFonts w:ascii="Times New Roman" w:hAnsi="Times New Roman"/>
+                <w:b/>
+                <w:sz w:val="20"/>
+              </w:rPr>
+              <w:t>Descripción</w:t>
+            </w:r>
+          </w:p>
+        </w:tc>
+      </w:tr>
+      <w:tr>
+        <w:tc>
+          <w:tcPr>
+            <w:tcW w:type="dxa" w:w="4680"/>
+            <w:vAlign w:val="center"/>
+          </w:tcPr>
+          <w:p>
+            <w:pPr>
+              <w:spacing w:line="264" w:lineRule="auto"/>
+            </w:pPr>
+            <w:r>
+              <w:rPr>
+                <w:rFonts w:ascii="Times New Roman" w:hAnsi="Times New Roman"/>
+                <w:b w:val="0"/>
+                <w:sz w:val="20"/>
+              </w:rPr>
+              <w:t>Carga desde JSON</w:t>
+            </w:r>
+          </w:p>
+        </w:tc>
+        <w:tc>
+          <w:tcPr>
+            <w:tcW w:type="dxa" w:w="4680"/>
+            <w:vAlign w:val="center"/>
+          </w:tcPr>
+          <w:p>
+            <w:pPr>
+              <w:spacing w:line="264" w:lineRule="auto"/>
+            </w:pPr>
+            <w:r>
+              <w:rPr>
+                <w:rFonts w:ascii="Times New Roman" w:hAnsi="Times New Roman"/>
+                <w:b w:val="0"/>
+                <w:sz w:val="20"/>
+              </w:rPr>
+              <w:t>Al abrir Inicio o Noticias se generan tarjetas a partir de data/noticias.json. Resultado: correcto.</w:t>
+            </w:r>
+          </w:p>
+        </w:tc>
+      </w:tr>
+      <w:tr>
+        <w:tc>
+          <w:tcPr>
+            <w:tcW w:type="dxa" w:w="4680"/>
+            <w:vAlign w:val="center"/>
+          </w:tcPr>
+          <w:p>
+            <w:pPr>
+              <w:spacing w:line="264" w:lineRule="auto"/>
+            </w:pPr>
+            <w:r>
+              <w:rPr>
+                <w:rFonts w:ascii="Times New Roman" w:hAnsi="Times New Roman"/>
+                <w:b w:val="0"/>
+                <w:sz w:val="20"/>
+              </w:rPr>
+              <w:t>Búsqueda y filtro</w:t>
+            </w:r>
+          </w:p>
+        </w:tc>
+        <w:tc>
+          <w:tcPr>
+            <w:tcW w:type="dxa" w:w="4680"/>
+            <w:vAlign w:val="center"/>
+          </w:tcPr>
+          <w:p>
+            <w:pPr>
+              <w:spacing w:line="264" w:lineRule="auto"/>
+            </w:pPr>
+            <w:r>
+              <w:rPr>
+                <w:rFonts w:ascii="Times New Roman" w:hAnsi="Times New Roman"/>
+                <w:b w:val="0"/>
+                <w:sz w:val="20"/>
+              </w:rPr>
+              <w:t>Se consultaron términos y categorías; el contador y las tarjetas se actualizan sin recargar. Resultado: correcto.</w:t>
+            </w:r>
+          </w:p>
+        </w:tc>
+      </w:tr>
+      <w:tr>
+        <w:tc>
+          <w:tcPr>
+            <w:tcW w:type="dxa" w:w="4680"/>
+            <w:vAlign w:val="center"/>
+          </w:tcPr>
+          <w:p>
+            <w:pPr>
+              <w:spacing w:line="264" w:lineRule="auto"/>
+            </w:pPr>
+            <w:r>
+              <w:rPr>
+                <w:rFonts w:ascii="Times New Roman" w:hAnsi="Times New Roman"/>
+                <w:b w:val="0"/>
+                <w:sz w:val="20"/>
+              </w:rPr>
+              <w:t>Favoritos</w:t>
+            </w:r>
+          </w:p>
+        </w:tc>
+        <w:tc>
+          <w:tcPr>
+            <w:tcW w:type="dxa" w:w="4680"/>
+            <w:vAlign w:val="center"/>
+          </w:tcPr>
+          <w:p>
+            <w:pPr>
+              <w:spacing w:line="264" w:lineRule="auto"/>
+            </w:pPr>
+            <w:r>
+              <w:rPr>
+                <w:rFonts w:ascii="Times New Roman" w:hAnsi="Times New Roman"/>
+                <w:b w:val="0"/>
+                <w:sz w:val="20"/>
+              </w:rPr>
+              <w:t>Se agregó una noticia, se navegó a otra página y se verificó su permanencia al volver. Resultado: correcto.</w:t>
+            </w:r>
+          </w:p>
+        </w:tc>
+      </w:tr>
+      <w:tr>
+        <w:tc>
+          <w:tcPr>
+            <w:tcW w:type="dxa" w:w="4680"/>
+            <w:vAlign w:val="center"/>
+          </w:tcPr>
+          <w:p>
+            <w:pPr>
+              <w:spacing w:line="264" w:lineRule="auto"/>
+            </w:pPr>
+            <w:r>
+              <w:rPr>
+                <w:rFonts w:ascii="Times New Roman" w:hAnsi="Times New Roman"/>
+                <w:b w:val="0"/>
+                <w:sz w:val="20"/>
+              </w:rPr>
+              <w:t>Formulario</w:t>
+            </w:r>
+          </w:p>
+        </w:tc>
+        <w:tc>
+          <w:tcPr>
+            <w:tcW w:type="dxa" w:w="4680"/>
+            <w:vAlign w:val="center"/>
+          </w:tcPr>
+          <w:p>
+            <w:pPr>
+              <w:spacing w:line="264" w:lineRule="auto"/>
+            </w:pPr>
+            <w:r>
+              <w:rPr>
+                <w:rFonts w:ascii="Times New Roman" w:hAnsi="Times New Roman"/>
+                <w:b w:val="0"/>
+                <w:sz w:val="20"/>
+              </w:rPr>
+              <w:t>Se intentó enviar campos vacíos, correo inválido y mensaje corto; se mostraron errores. Con datos válidos aparece confirmación. Resultado: correcto.</w:t>
+            </w:r>
+          </w:p>
+        </w:tc>
+      </w:tr>
+      <w:tr>
+        <w:tc>
+          <w:tcPr>
+            <w:tcW w:type="dxa" w:w="4680"/>
+            <w:vAlign w:val="center"/>
+          </w:tcPr>
+          <w:p>
+            <w:pPr>
+              <w:spacing w:line="264" w:lineRule="auto"/>
+            </w:pPr>
+            <w:r>
+              <w:rPr>
+                <w:rFonts w:ascii="Times New Roman" w:hAnsi="Times New Roman"/>
+                <w:b w:val="0"/>
+                <w:sz w:val="20"/>
+              </w:rPr>
+              <w:t>Crear noticia</w:t>
+            </w:r>
+          </w:p>
+        </w:tc>
+        <w:tc>
+          <w:tcPr>
+            <w:tcW w:type="dxa" w:w="4680"/>
+            <w:vAlign w:val="center"/>
+          </w:tcPr>
+          <w:p>
+            <w:pPr>
+              <w:spacing w:line="264" w:lineRule="auto"/>
+            </w:pPr>
+            <w:r>
+              <w:rPr>
+                <w:rFonts w:ascii="Times New Roman" w:hAnsi="Times New Roman"/>
+                <w:b w:val="0"/>
+                <w:sz w:val="20"/>
+              </w:rPr>
+              <w:t>Desde Administración se registró una noticia válida y apareció en el panel y el catálogo. Resultado: correcto.</w:t>
+            </w:r>
+          </w:p>
+        </w:tc>
+      </w:tr>
+      <w:tr>
+        <w:tc>
+          <w:tcPr>
+            <w:tcW w:type="dxa" w:w="4680"/>
+            <w:vAlign w:val="center"/>
+          </w:tcPr>
+          <w:p>
+            <w:pPr>
+              <w:spacing w:line="264" w:lineRule="auto"/>
+            </w:pPr>
+            <w:r>
+              <w:rPr>
+                <w:rFonts w:ascii="Times New Roman" w:hAnsi="Times New Roman"/>
+                <w:b w:val="0"/>
+                <w:sz w:val="20"/>
+              </w:rPr>
+              <w:t>Eliminar noticia</w:t>
+            </w:r>
+          </w:p>
+        </w:tc>
+        <w:tc>
+          <w:tcPr>
+            <w:tcW w:type="dxa" w:w="4680"/>
+            <w:vAlign w:val="center"/>
+          </w:tcPr>
+          <w:p>
+            <w:pPr>
+              <w:spacing w:line="264" w:lineRule="auto"/>
+            </w:pPr>
+            <w:r>
+              <w:rPr>
+                <w:rFonts w:ascii="Times New Roman" w:hAnsi="Times New Roman"/>
+                <w:b w:val="0"/>
+                <w:sz w:val="20"/>
+              </w:rPr>
+              <w:t>Se eliminó una publicación creada; se retiró del panel y de favoritos, si estaba guardada. Resultado: correcto.</w:t>
+            </w:r>
+          </w:p>
+        </w:tc>
+      </w:tr>
+    </w:tbl>
+    <w:p>
+      <w:pPr>
+        <w:spacing w:line="480" w:lineRule="auto" w:before="200" w:after="0"/>
+      </w:pPr>
+      <w:r>
+        <w:t>Estas verificaciones demuestran el uso integrado de HTML, CSS y JavaScript, así como la persistencia local requerida para esta fase del proyecto.</w:t>
       </w:r>
     </w:p>
     <w:p>
